--- a/klagomål/A 37066-2025 FSC-klagomål.docx
+++ b/klagomål/A 37066-2025 FSC-klagomål.docx
@@ -732,7 +732,7 @@
     <w:r>
       <w:tab/>
       <w:tab/>
-      <w:t>2026-09-14</w:t>
+      <w:t>2026-09-15</w:t>
       <w:br/>
       <w:br/>
     </w:r>

--- a/klagomål/A 37066-2025 FSC-klagomål.docx
+++ b/klagomål/A 37066-2025 FSC-klagomål.docx
@@ -732,7 +732,7 @@
     <w:r>
       <w:tab/>
       <w:tab/>
-      <w:t>2026-09-15</w:t>
+      <w:t>2026-09-16</w:t>
       <w:br/>
       <w:br/>
     </w:r>

--- a/klagomål/A 37066-2025 FSC-klagomål.docx
+++ b/klagomål/A 37066-2025 FSC-klagomål.docx
@@ -732,7 +732,7 @@
     <w:r>
       <w:tab/>
       <w:tab/>
-      <w:t>2026-09-16</w:t>
+      <w:t>2026-09-17</w:t>
       <w:br/>
       <w:br/>
     </w:r>

--- a/klagomål/A 37066-2025 FSC-klagomål.docx
+++ b/klagomål/A 37066-2025 FSC-klagomål.docx
@@ -732,7 +732,7 @@
     <w:r>
       <w:tab/>
       <w:tab/>
-      <w:t>2026-09-17</w:t>
+      <w:t>2026-09-18</w:t>
       <w:br/>
       <w:br/>
     </w:r>

--- a/klagomål/A 37066-2025 FSC-klagomål.docx
+++ b/klagomål/A 37066-2025 FSC-klagomål.docx
@@ -732,7 +732,7 @@
     <w:r>
       <w:tab/>
       <w:tab/>
-      <w:t>2026-09-18</w:t>
+      <w:t>2026-09-19</w:t>
       <w:br/>
       <w:br/>
     </w:r>

--- a/klagomål/A 37066-2025 FSC-klagomål.docx
+++ b/klagomål/A 37066-2025 FSC-klagomål.docx
@@ -732,7 +732,7 @@
     <w:r>
       <w:tab/>
       <w:tab/>
-      <w:t>2026-09-19</w:t>
+      <w:t>2026-09-21</w:t>
       <w:br/>
       <w:br/>
     </w:r>

--- a/klagomål/A 37066-2025 FSC-klagomål.docx
+++ b/klagomål/A 37066-2025 FSC-klagomål.docx
@@ -732,7 +732,7 @@
     <w:r>
       <w:tab/>
       <w:tab/>
-      <w:t>2026-09-21</w:t>
+      <w:t>2026-09-23</w:t>
       <w:br/>
       <w:br/>
     </w:r>

--- a/klagomål/A 37066-2025 FSC-klagomål.docx
+++ b/klagomål/A 37066-2025 FSC-klagomål.docx
@@ -732,7 +732,7 @@
     <w:r>
       <w:tab/>
       <w:tab/>
-      <w:t>2026-09-23</w:t>
+      <w:t>2026-09-24</w:t>
       <w:br/>
       <w:br/>
     </w:r>

--- a/klagomål/A 37066-2025 FSC-klagomål.docx
+++ b/klagomål/A 37066-2025 FSC-klagomål.docx
@@ -732,7 +732,7 @@
     <w:r>
       <w:tab/>
       <w:tab/>
-      <w:t>2026-09-24</w:t>
+      <w:t>2026-09-25</w:t>
       <w:br/>
       <w:br/>
     </w:r>

--- a/klagomål/A 37066-2025 FSC-klagomål.docx
+++ b/klagomål/A 37066-2025 FSC-klagomål.docx
@@ -732,7 +732,7 @@
     <w:r>
       <w:tab/>
       <w:tab/>
-      <w:t>2026-09-25</w:t>
+      <w:t>2026-09-26</w:t>
       <w:br/>
       <w:br/>
     </w:r>

--- a/klagomål/A 37066-2025 FSC-klagomål.docx
+++ b/klagomål/A 37066-2025 FSC-klagomål.docx
@@ -732,7 +732,7 @@
     <w:r>
       <w:tab/>
       <w:tab/>
-      <w:t>2026-09-26</w:t>
+      <w:t>2026-09-27</w:t>
       <w:br/>
       <w:br/>
     </w:r>

--- a/klagomål/A 37066-2025 FSC-klagomål.docx
+++ b/klagomål/A 37066-2025 FSC-klagomål.docx
@@ -732,7 +732,7 @@
     <w:r>
       <w:tab/>
       <w:tab/>
-      <w:t>2026-09-27</w:t>
+      <w:t>2026-09-28</w:t>
       <w:br/>
       <w:br/>
     </w:r>

--- a/klagomål/A 37066-2025 FSC-klagomål.docx
+++ b/klagomål/A 37066-2025 FSC-klagomål.docx
@@ -163,7 +163,7 @@
         <w:pStyle w:val="Title"/>
       </w:pPr>
       <w:r>
-        <w:t>Inledande FSC- /PEFC-klagomål – information om höga naturvärden i avverkningsanmälan A 37066-2025 i Bergs kommun</w:t>
+        <w:t>Inledande FSC- /PEFC-klagomål – information om höga naturvärden och fridlysta arter i avverkningsanmälan A 37066-2025 i Bergs kommun</w:t>
       </w:r>
     </w:p>
     <w:p>
@@ -178,7 +178,7 @@
       <w:r>
         <w:drawing>
           <wp:inline xmlns:a="http://schemas.openxmlformats.org/drawingml/2006/main" xmlns:pic="http://schemas.openxmlformats.org/drawingml/2006/picture">
-            <wp:extent cx="5486400" cy="4611593"/>
+            <wp:extent cx="5486400" cy="4621019"/>
             <wp:docPr id="1" name="Picture 1"/>
             <wp:cNvGraphicFramePr>
               <a:graphicFrameLocks noChangeAspect="1"/>
@@ -199,7 +199,7 @@
                   <pic:spPr>
                     <a:xfrm>
                       <a:off x="0" y="0"/>
-                      <a:ext cx="5486400" cy="4611593"/>
+                      <a:ext cx="5486400" cy="4621019"/>
                     </a:xfrm>
                     <a:prstGeom prst="rect"/>
                   </pic:spPr>
@@ -216,12 +216,12 @@
         <w:spacing w:after="240"/>
       </w:pPr>
       <w:r>
-        <w:t>Figur 1. Fyndplatser för naturvårdsarter i och inom 22 meter från avverkningsanmälan. Markörer utan svart kant är placerade på fyndplatsen. Markörer med svart kant är placerade vid sidan av fyndplatsen och har ett svart streck som visar fyndplatsens exakta position. Kartans mittpunktskoordinat är N 6971395, E 415615 i SWEREF 99 TM.</w:t>
+        <w:t>Figur 1. Fyndplatser för naturvårdsarter i och inom 25 meter från avverkningsanmälan. Markörer utan svart kant är placerade på fyndplatsen. Markörer med svart kant är placerade vid sidan av fyndplatsen och har ett svart streck som visar fyndplatsens exakta position. Kartans mittpunktskoordinat är N 6971395, E 415615 i SWEREF 99 TM.</w:t>
       </w:r>
     </w:p>
     <w:p>
       <w:r>
-        <w:t>I och inom 22 meter från avverkningsanmälan finns fynd av 4 naturvårdsarter, varav 4 är rödlistade och 4 är typiska (T): gräddporing (VU, T), dvärgbägarlav (NT, T), kolflarnlav (NT, T) och vedskivlav (NT, T). Se Figur 1.</w:t>
+        <w:t>I och inom 25 meter från avverkningsanmälan finns fynd av 18 naturvårdsarter, varav 13 är rödlistade, 5 är fridlysta, 11 är typiska (T) och 3 är signalarter (S): urskogsporing (EN), fläckporing (VU, T), gräddporing (VU, T), laxgröppa (VU), blanksvart spiklav (NT), dropptaggsvamp (NT, T), dvärgbägarlav (NT, T), kolflarnlav (NT, T), nordtagging (NT), talltita (NT, §4), tretåig hackspett (NT, T, §4), vaddporing (NT), vedskivlav (NT, T), norrlandslav (S, T), plattlummer (S, T, §9), vedticka (S, T), tjäder (T, §4) och revlummer (§9). Se Figur 1.</w:t>
       </w:r>
     </w:p>
     <w:p>
@@ -244,7 +244,38 @@
     </w:p>
     <w:p>
       <w:r>
-        <w:t>Nedan följer beskrivningar av de naturvårdsarter och fridlysta arter som har sina livsmiljöer och växtplatser i den avverkningsanmälda skogen. De påträffade naturvårdsarterna är ett tydligt kvitto på att det rör sig om en skog med höga naturvärden.</w:t>
+        <w:t>Nedan följer beskrivningar av de naturvårdsarter och fridlysta arter som har sina livsmiljöer och växtplatser i den avverkningsanmälda skogen. Se även ytterligare artfakta i BILAGA 1. De påträffade naturvårdsarterna är ett tydligt kvitto på att det rör sig om en skog med höga naturvärden.</w:t>
+      </w:r>
+    </w:p>
+    <w:p>
+      <w:r>
+        <w:rPr>
+          <w:b/>
+        </w:rPr>
+        <w:t>Urskogsporing (EN)</w:t>
+      </w:r>
+      <w:r>
+        <w:t xml:space="preserve"> är en starkt hotad art som växer på lågor av barrträd, företrädesvis tall, mer sällan gran. Den är hittills bara påträffad i äldre skogsbestånd med tydlig naturskogskaraktär. Urskogsporingen är förmodligen gynnad av brand och den typ av ved som arten växer på nyskapas knappast alls i modernt skogsbruk. Kända lokaler måste skyddas och undantas från skogsbruk (SLU Artdatabanken, 2024).</w:t>
+      </w:r>
+    </w:p>
+    <w:p>
+      <w:r>
+        <w:rPr>
+          <w:b/>
+        </w:rPr>
+        <w:t>Fläckporing (VU)</w:t>
+      </w:r>
+      <w:r>
+        <w:t xml:space="preserve"> är en mycket bra signalart som visar på tallnaturskogar med höga naturvärden. Den är placerad högst upp i Skogsstyrelsens värdepyramid för bedömning av skog med höga naturvärden och indikerar områden som är mer eller mindre opåverkade av skogsbruk och där det funnits en kontinuitet av tallågor i olika nedbrytningsstadier. För att på lång sikt bibehålla livskraftiga populationer i ett område behövs troligen större skyddade områden som tillåter att man upprätthåller en naturlig branddynamik. Fläckporing är typisk art för </w:t>
+      </w:r>
+      <w:r>
+        <w:rPr>
+          <w:i/>
+        </w:rPr>
+        <w:t>9010 Taiga</w:t>
+      </w:r>
+      <w:r>
+        <w:t xml:space="preserve"> (SLU Artdatabanken, 2024; Nitare &amp; Skogsstyrelsen, 2019).</w:t>
       </w:r>
     </w:p>
     <w:p>
@@ -272,6 +303,48 @@
         <w:rPr>
           <w:b/>
         </w:rPr>
+        <w:t>Laxgröppa (VU)</w:t>
+      </w:r>
+      <w:r>
+        <w:t xml:space="preserve"> är en riktig urskogssvamp som påträffas på grova, starkt murkna, ofta brandskadade liggande stammar av tall, sällan gran i gammal barrskog. Arten missgynnas av skogsbruk och merparten av lokalerna bör skyddas (SLU Artdatabanken, 2024).</w:t>
+      </w:r>
+    </w:p>
+    <w:p>
+      <w:r>
+        <w:rPr>
+          <w:b/>
+        </w:rPr>
+        <w:t>Blanksvart spiklav (NT)</w:t>
+      </w:r>
+      <w:r>
+        <w:t xml:space="preserve"> förekommer på torr, hård, gammal kärnved men även på äldre ytved av tall i naturskogsartade bestånd med begränsad brandpåverkan och ostörd hydrologi. Skogsbruksåtgärder på eller i närheten av lokaler med blanksvart spiklav utgör ett hot. Naturskogsartade öppna tall- och barrblandskogar med blanksvart spiklav indikerar höga biologiska värden och bör bevaras (SLU Artdatabanken, 2024).</w:t>
+      </w:r>
+    </w:p>
+    <w:p>
+      <w:r>
+        <w:rPr>
+          <w:b/>
+        </w:rPr>
+        <w:t>Dropptaggsvamp (NT)</w:t>
+      </w:r>
+      <w:r>
+        <w:t xml:space="preserve"> bildar mykorrhiza med tall, främst i barrskog med trädkontinuitet, i magra, torra och ljusöppna lavtallskogar och i barrblandskogar med friskmossor och lingon i fältskiktet. Den totala populationen i landet har minskat och bedöms fortsätta minska till följd av slutavverkningar av tallskog. Det är högst oklart om arten långsiktigt kan etablera och reproducera sig i skogsbestånd som brukas med trakthyggesmetoder, markberedning, gödsling eller föryngring med förädlat plantmaterial. Uppfyller kriterierna för att bli rödlistad på grund av ny kunskap som visar att en större andel av populationen än tidigare bedömt är knuten till kontinuitetsbarrskog. Minskningstakten för den svenska populationen bedöms vara nära gränsvärdet för Sårbar (VU). Dropptaggsvamp är typisk art för </w:t>
+      </w:r>
+      <w:r>
+        <w:rPr>
+          <w:i/>
+        </w:rPr>
+        <w:t xml:space="preserve">9010 Taiga </w:t>
+      </w:r>
+      <w:r>
+        <w:t>(SLU Artdatabanken, 2026).</w:t>
+      </w:r>
+    </w:p>
+    <w:p>
+      <w:r>
+        <w:rPr>
+          <w:b/>
+        </w:rPr>
         <w:t>Dvärgbägarlav (NT)</w:t>
       </w:r>
       <w:r>
@@ -312,6 +385,68 @@
         <w:rPr>
           <w:b/>
         </w:rPr>
+        <w:t>Nordtagging (NT)</w:t>
+      </w:r>
+      <w:r>
+        <w:t xml:space="preserve"> växer främst på tallågor av grövre dimensioner och påträffas huvudsakligen i äldre skog som inte kalavverkats. Nordtaggingen missgynnas av att områden med äldre tallskog har minskat starkt. Bekämpning av skogsbränder, samtidigt som skogsbruket omvandlar naturligt glesa tallbestånd till likartade och betydligt tätare bestånd, har missgynnat arten. Bristen på gamla tallågor utgör på sikt ett allvarligt hot och återskapandet av lämpliga biotoper tar mycket lång tid. Områden med olikåldriga bestånd av tall och med stort inslag av äldre träd bör undantas från skoglig produktion (SLU Artdatabanken, 2024).</w:t>
+      </w:r>
+    </w:p>
+    <w:p>
+      <w:r>
+        <w:rPr>
+          <w:b/>
+        </w:rPr>
+        <w:t>Talltita (NT, §4)</w:t>
+      </w:r>
+      <w:r>
+        <w:t>, rödlistad som nära hotad och prioriterad art i Skogsvårdslagen, har häckningsrevir i anmälan. Arten har minskat kraftigt de senaste 30 åren och minskningstakten innevarande 10-årsperiod beräknas till 20 (10–30) %. Talltitan är synnerligen trogen sitt cirka 15 hektar stora revir och är beroende av flerskiktade olikåldriga skogar för att kunna föda upp sina ungar. Talltitan försvinner om dess livsmiljö kalavverkas (Eggers &amp; Low, 2014; Ekman, 1979; Griesser et al, 2007; Klein, 2020; Siffczyk et al, 2003; SLU Artdatabanken, 2021).</w:t>
+      </w:r>
+    </w:p>
+    <w:p>
+      <w:r>
+        <w:rPr>
+          <w:b/>
+        </w:rPr>
+        <w:t>Tretåig hackspett (NT, §4)</w:t>
+      </w:r>
+      <w:r>
+        <w:t xml:space="preserve"> är rödlistad som nära hotad och ingår i bilaga 1 i EU:s fågeldirektiv. Tretåig hackspett är för sin överlevnad beroende av kontinuerlig tillförsel av äldre döende och död ved, som sker genom naturliga självgallringsprocesser i äldre grannaturskogar och barrblandade naturskogar. Om en skog genom skogsbruk gallras eller glesas ur så upphör och uteblir i stort sett den naturliga självgallringsprocessen för mycket lång tid framöver vilket omöjliggör upprätthållandet av den kontinuerliga ekologiska funktionen i ett område. Det finns studier som visar att naturskogens självgallringsprocess som den tretåiga hackspetten är beroende av, inte kan ersättas med efterlämnad hänsyn i skogsbruket (Imbeau &amp; Desrochers, 2002). Storleken på häckningsreviret varierar med skogstypen, förekomsten av död ved och graden av fragmentering, men är i allmänhet i storleksordningen 25–100 hektar. Vintertid krävs ofta betydligt större områden och det finns studier som antyder att arten behöver minst 100 hektar äldre skog. I områden med låg bonitet kan det behövas över 200 hektar lämpligt habitat för att ett par ska kunna reproducera sig. Områden med dokumenterad permanent förekomst i naturskogsmiljöer har vanligen så stora naturvärden att skogsbruk är olämpligt. Tretåig hackspett är typisk art för </w:t>
+      </w:r>
+      <w:r>
+        <w:rPr>
+          <w:i/>
+        </w:rPr>
+        <w:t xml:space="preserve">9010 Taiga, 9740 Skogsbevuxen myr, 9030 Landhöjningsskog </w:t>
+      </w:r>
+      <w:r>
+        <w:t xml:space="preserve">och </w:t>
+      </w:r>
+      <w:r>
+        <w:rPr>
+          <w:i/>
+        </w:rPr>
+        <w:t>9040 Fjällbjörkskog</w:t>
+      </w:r>
+      <w:r>
+        <w:t xml:space="preserve"> (Skogsstyrelsen, 2016; SLU Artdatabanken, 2024).</w:t>
+      </w:r>
+    </w:p>
+    <w:p>
+      <w:r>
+        <w:rPr>
+          <w:b/>
+        </w:rPr>
+        <w:t xml:space="preserve">Vaddporing (NT) </w:t>
+      </w:r>
+      <w:r>
+        <w:t>är en brunrötande vednedbrytare som hittas på undersidan av liggande murken tallved i olika former. Substratet utgörs framför allt av den typ av hård, kådimpregnerad och ofta kolad tallved som skapas i brandpräglad skog. Vedtypen nybildas i mycket liten omfattning och det är sannolikt att arten upplever en utdöendeskuld. För att garantera artens fortlevnad bör man både säkra att artens växtplatser hålls intakta samt att långsiktigt säkerställa att ny ved tillkommer, allra helst i omedelbar anslutning till artens växtplatser. Skoglig gallring och annat uttag av virke innebär ett hot mot arten (SLU Artdatabanken, 2024).</w:t>
+      </w:r>
+    </w:p>
+    <w:p>
+      <w:r>
+        <w:rPr>
+          <w:b/>
+        </w:rPr>
         <w:t>Vedskivlav (NT)</w:t>
       </w:r>
       <w:r>
@@ -325,6 +460,113 @@
       </w:r>
       <w:r>
         <w:t xml:space="preserve"> (SLU Artdatabanken, 2024).</w:t>
+      </w:r>
+    </w:p>
+    <w:p>
+      <w:r>
+        <w:rPr>
+          <w:b/>
+        </w:rPr>
+        <w:t xml:space="preserve">Norrlandslav </w:t>
+      </w:r>
+      <w:r>
+        <w:t xml:space="preserve">indikerar söder om den naturliga norrlandsgränsen barrskogsbeklädda bergbranter eller andra ostörda skogsmiljöer med höga naturvärden. Norrlandslav är typisk art för </w:t>
+      </w:r>
+      <w:r>
+        <w:rPr>
+          <w:i/>
+        </w:rPr>
+        <w:t xml:space="preserve">9010 Taiga, 8110 Silikatrasmarker </w:t>
+      </w:r>
+      <w:r>
+        <w:t>och</w:t>
+      </w:r>
+      <w:r>
+        <w:rPr>
+          <w:i/>
+        </w:rPr>
+        <w:t xml:space="preserve"> 8120 Kalkrasmarker </w:t>
+      </w:r>
+      <w:r>
+        <w:t>(Nitare &amp; Skogsstyrelsen, 2000; SLU Artdatabanken, 2025).</w:t>
+      </w:r>
+    </w:p>
+    <w:p>
+      <w:r>
+        <w:rPr>
+          <w:b/>
+        </w:rPr>
+        <w:t>Plattlummer (§9)</w:t>
+      </w:r>
+      <w:r>
+        <w:t xml:space="preserve"> växer främst i ljusöppna sandtallskogar eller annan gles, torr och brandpräglad hedbarrskog. Den är mest frekvent i olika typer av naturskogar och kontinuitetsskogar och missgynnas markant av slutavverkning och maskinell markberedning. Söder ut i landet förekommer de närstående arterna cypresslummer (EN, §8) och mellanlummer (NT, §9), vilka båda omfattas av EU:s art- och habitatdirektiv. Plattlummer är typisk art för </w:t>
+      </w:r>
+      <w:r>
+        <w:rPr>
+          <w:i/>
+        </w:rPr>
+        <w:t xml:space="preserve">9010 Taiga </w:t>
+      </w:r>
+      <w:r>
+        <w:t>och</w:t>
+      </w:r>
+      <w:r>
+        <w:rPr>
+          <w:i/>
+        </w:rPr>
+        <w:t xml:space="preserve"> 2320 Rissandhedar </w:t>
+      </w:r>
+      <w:r>
+        <w:t>(Nitare &amp; Skogsstyrelsen, 2019; SLU Artdatabanken, 2026).</w:t>
+      </w:r>
+    </w:p>
+    <w:p>
+      <w:r>
+        <w:rPr>
+          <w:b/>
+        </w:rPr>
+        <w:t xml:space="preserve">Vedticka </w:t>
+      </w:r>
+      <w:r>
+        <w:t xml:space="preserve">är en bra signalart söder om den naturliga norrlandsgränsen. Den är huvudsakligen knuten till äldre barrskogar där det föreligger långvarig kontinuitet av död barrved. Vedticka är typisk art för </w:t>
+      </w:r>
+      <w:r>
+        <w:rPr>
+          <w:i/>
+        </w:rPr>
+        <w:t xml:space="preserve">9010 Taiga </w:t>
+      </w:r>
+      <w:r>
+        <w:t>(Nitare &amp; Skogsstyrelsen, 2019; SLU Artdatabanken, 2025).</w:t>
+      </w:r>
+    </w:p>
+    <w:p>
+      <w:r>
+        <w:rPr>
+          <w:b/>
+        </w:rPr>
+        <w:t>Tjäder (§4)</w:t>
+      </w:r>
+      <w:r>
+        <w:t xml:space="preserve"> omfattas av bilaga 1 och 2 EU:s fågeldirektiv och är typisk art för </w:t>
+      </w:r>
+      <w:r>
+        <w:rPr>
+          <w:i/>
+        </w:rPr>
+        <w:t xml:space="preserve">9010 Taiga </w:t>
+      </w:r>
+      <w:r>
+        <w:t xml:space="preserve">och </w:t>
+      </w:r>
+      <w:r>
+        <w:rPr>
+          <w:i/>
+        </w:rPr>
+        <w:t>9740 Skogsbevuxen myr</w:t>
+      </w:r>
+      <w:r>
+        <w:t>. Tjädern är en utpräglad skogsfågel knuten till större sammanhängande barrskogsområden. Tupparna och hönorna utnyttjar till viss del olika miljöer, och habitatvalet varierar dessutom mellan olika delar av året. För att det ska finnas livskraftiga tjäderbestånd krävs funktionella skogslandskap med en blandning av uppvuxen, gles och luckig skog, täta sumpskogar, myrar och andra små våtmarker. Arten försvinner när skogen fragmenteras och den sammanlagda arealen hyggen och andra öppna områden blir för stor. Ett småskaligt och försiktigt virkesuttag genom hyggesfria metoder kan i vissa fall vara möjligt i området inom 200 m från lekcentrum. Längre ut från lekcentrum, inom 200–500 m bör den avverkade ytan inte överskrida 1 hektar för att undvika alltför stora och snabba förändringar (Skogsstyrelsen, 2019; SLU Artdatabanken, 2024).</w:t>
       </w:r>
     </w:p>
     <w:p>
@@ -379,6 +621,22 @@
       <w:r>
         <w:t>I den avverkningsanmälda skogen har fridlysta arter sina livsmiljöer och växtplatser. Att skada de fridlysta arternas livsmiljöer, växtplatser eller ekologiska funktion är inte tillåtet enligt artskyddsförordningen.</w:t>
       </w:r>
+      <w:r>
+        <w:rPr>
+          <w:i/>
+        </w:rPr>
+        <w:t xml:space="preserve"> EU:s medlemsländer och skogsbolag är skyldiga att agera i enlighet med EU:s fågeldirektiv där det uttryckligen står att direktivet gäller för fåglar samt för deras ägg, bon och </w:t>
+      </w:r>
+      <w:r>
+        <w:rPr>
+          <w:b/>
+          <w:i/>
+        </w:rPr>
+        <w:t xml:space="preserve">livsmiljöer </w:t>
+      </w:r>
+      <w:r>
+        <w:t>(artikel 1). Vidare att de åtgärder som vidtas inte får leda till en försämring av den nuvarande situationen beträffande bevarandet av de fågelarter som avses i artikel 1 (artikel 13).</w:t>
+      </w:r>
     </w:p>
     <w:p>
       <w:r>
@@ -417,7 +675,7 @@
         <w:rPr>
           <w:i/>
         </w:rPr>
-        <w:t>I det avverkningsanmälda skogsområdet har 4 naturvårdsarter varav 4 rödlistade arter sina livsmiljöer och växtplatser.</w:t>
+        <w:t>I det avverkningsanmälda skogsområdet har 18 naturvårdsarter varav 13 rödlistade arter sina livsmiljöer och växtplatser.</w:t>
       </w:r>
     </w:p>
     <w:p>
@@ -602,6 +860,409 @@
           <w:i/>
         </w:rPr>
         <w:t>I den avverkningsanmälda skogen har fridlysta arter sina livsmiljöer och växtplatser. Att skada de fridlysta arternas livsmiljöer, växtplatser eller ekologiska funktion är inte tillåtet enligt artskyddsförordningen</w:t>
+      </w:r>
+    </w:p>
+    <w:p>
+      <w:r>
+        <w:br w:type="page"/>
+      </w:r>
+    </w:p>
+    <w:p>
+      <w:pPr>
+        <w:pStyle w:val="Title"/>
+      </w:pPr>
+      <w:r>
+        <w:t>BILAGA 1 – Fridlysta arter</w:t>
+      </w:r>
+    </w:p>
+    <w:p>
+      <w:pPr>
+        <w:pStyle w:val="Heading1"/>
+      </w:pPr>
+      <w:r>
+        <w:t>Talltita – ekologi samt krav på livsmiljön</w:t>
+      </w:r>
+    </w:p>
+    <w:p>
+      <w:r>
+        <w:t>Talltita är rödlistad som NT, fridlyst och prioriterad art i Skogsvårdslagen. Den omfattas av EU:s fågeldirektiv. Arten har minskat kraftigt de senaste 30 åren och minskningstakten innevarande 10-årsperiod beräknas till 20 (10–30) % (SLU Artdatabanken, 2022).</w:t>
+      </w:r>
+    </w:p>
+    <w:p>
+      <w:r>
+        <w:t>Talltita föredrar större sammanhängande barrskogar, och finns såväl i tallskog som granskog och i lövblandad barrskog. Skogens struktur är viktig och ska helst vara flerskiktad med riklig underväxt av mindre granar, björk och andra lövträd och buskar. Tillgång på murknande högstubbar är särskilt viktig, eftersom talltitan helst själv hackar ut sitt bohål (SLU Artdatabanken, 2022).</w:t>
+      </w:r>
+    </w:p>
+    <w:p>
+      <w:r>
+        <w:t>Det finns flera studier som visar att talltita är känslig för gallring och inte överlever när dess livsmiljö kalavverkas (Eggers and Low, 2014; Griesser et al., 2007; Klein, 2020). Talltitans revir är förhållandevis stora, 10–20 hektar och arten missgynnas när skogen fragmenteras. Kalavverkning av större delar av reviret innebär att det överges (Artdatabanken, 2021).</w:t>
+      </w:r>
+    </w:p>
+    <w:p>
+      <w:r>
+        <w:t>Talltitan är synnerligen trogen sitt revir så länge paret lever och biotopen förblir intakt. Paret stannar i sitt revir året om. En förlust av ett revir har därför en stor inverkan på den lokala populationen och trakthyggesbruket anses vara orsak till den svenska populationens kraftiga minskning. Talltiteparets revirtrohet innebär att närhelst under året man observerar en adult talltita så ingår denna plats i reviret (Siffczyk et al., 2003; Ekman, 1979).</w:t>
+      </w:r>
+    </w:p>
+    <w:p>
+      <w:pPr>
+        <w:pStyle w:val="Heading2"/>
+      </w:pPr>
+      <w:r>
+        <w:t>Referenser – talltita</w:t>
+      </w:r>
+    </w:p>
+    <w:p>
+      <w:r>
+        <w:t xml:space="preserve">Eggers, S., Low, M., 2014. </w:t>
+      </w:r>
+      <w:r>
+        <w:rPr>
+          <w:i/>
+        </w:rPr>
+        <w:t xml:space="preserve">Differential demographic responses of sympatric Parids to vegetation management in boreal forest. </w:t>
+      </w:r>
+      <w:r>
+        <w:t>For. Ecol. Manage. 319, 169–175.</w:t>
+      </w:r>
+    </w:p>
+    <w:p>
+      <w:r>
+        <w:t xml:space="preserve">Ekman, J., 1979. </w:t>
+      </w:r>
+      <w:r>
+        <w:rPr>
+          <w:i/>
+        </w:rPr>
+        <w:t xml:space="preserve">Coherence, composition and territories of winter social groups of the Willow Tit Parus montanus and the Crested Tit P. cristatus. </w:t>
+      </w:r>
+      <w:r>
+        <w:t>Ornis Scandinavica, 10, pp 56–68</w:t>
+      </w:r>
+    </w:p>
+    <w:p>
+      <w:r>
+        <w:t xml:space="preserve">Griesser, M., Nystrand, M., Eggers, S., Ekman, J., 2007. </w:t>
+      </w:r>
+      <w:r>
+        <w:rPr>
+          <w:i/>
+        </w:rPr>
+        <w:t xml:space="preserve">Impact of forestry practices on fitness correlates and population productivity in an open-nesting bird species. </w:t>
+      </w:r>
+      <w:r>
+        <w:t>Conserv. Biol. 21, 767–774. https://doi.org/10.1111/j.1523- 1739.2007.00675.x</w:t>
+      </w:r>
+    </w:p>
+    <w:p>
+      <w:r>
+        <w:t xml:space="preserve">Klein, J., 2020. </w:t>
+      </w:r>
+      <w:r>
+        <w:rPr>
+          <w:i/>
+        </w:rPr>
+        <w:t xml:space="preserve">The forgotten forest – On thinning, retention, and biodiversity in the boreal forest. </w:t>
+      </w:r>
+      <w:r>
+        <w:t>Doctoral Thesis No. 2020:50</w:t>
+      </w:r>
+    </w:p>
+    <w:p>
+      <w:r>
+        <w:t xml:space="preserve">Siffczyk, C., Brotons, L., Kangas, K., Orell, M., 2003. </w:t>
+      </w:r>
+      <w:r>
+        <w:rPr>
+          <w:i/>
+        </w:rPr>
+        <w:t xml:space="preserve">Home range size of willow tits. </w:t>
+      </w:r>
+      <w:r>
+        <w:t>Oecologica, 136, 635–642 (2003)</w:t>
+      </w:r>
+    </w:p>
+    <w:p>
+      <w:r>
+        <w:t xml:space="preserve">SLU Artdatabanken, 2021. </w:t>
+      </w:r>
+      <w:r>
+        <w:rPr>
+          <w:i/>
+        </w:rPr>
+        <w:t xml:space="preserve">Artfaktablad. Naturvård – artfakta. </w:t>
+      </w:r>
+      <w:r>
+        <w:t>SLU Artdatabanken, Uppsala</w:t>
+      </w:r>
+    </w:p>
+    <w:p>
+      <w:pPr>
+        <w:pStyle w:val="Heading1"/>
+      </w:pPr>
+      <w:r>
+        <w:t>Tretåig hackspett – ekologi samt krav på livsmiljön</w:t>
+      </w:r>
+    </w:p>
+    <w:p>
+      <w:r>
+        <w:t xml:space="preserve">Tretåig hackspett (NT) är fridlyst enligt §4 Artskyddsförordningen och finns med som prioriterad art i Skogsstyrelsen vägledning för skogsbruket (bilaga 4 till SVL). I vägledningen står bland annat att: </w:t>
+      </w:r>
+      <w:r>
+        <w:rPr>
+          <w:i/>
+        </w:rPr>
+        <w:t xml:space="preserve">“Tretåig hackspett har stora arealkrav och höga krav på sin livsmiljö. Omdaningen av naturskogar till kulturskogar medför en förlust av viktiga miljöer, något som förstärks av ökad fragmentering till följd av avverkningar.” </w:t>
+      </w:r>
+      <w:r>
+        <w:t xml:space="preserve">Vidare att: </w:t>
+      </w:r>
+      <w:r>
+        <w:rPr>
+          <w:i/>
+        </w:rPr>
+        <w:t>“Områden med dokumenterad permanent förekomst i naturskogsmiljöer har vanligen så stora naturvärden att skogsbruk är olämpligt”</w:t>
+      </w:r>
+      <w:r>
+        <w:t xml:space="preserve"> (SLU Artdatabanken, 2024; Skogsstyrelsen, 2016)</w:t>
+      </w:r>
+      <w:r>
+        <w:rPr>
+          <w:i/>
+        </w:rPr>
+        <w:t>.</w:t>
+      </w:r>
+    </w:p>
+    <w:p>
+      <w:r>
+        <w:t>Tretåig hackspett är beroende av större sammanhängande naturskogar med kontinuerlig tillgång och nybildning av död ved och fragmentering av livsmiljöerna utgör ett stort hot mot arten (se exempelvis Stachura-Skierczynska et al., 2009; Wesolowski et al., 2005; Butler et al., 2004; Pakkala et al., 2002; Amcoff et al., 1996; Virkkala, 1991). Det finns studier som visar att naturskogens självgallringsprocess som den tretåiga hackspetten är beroende av, inte kan ersättas med efterlämnad hänsyn i skogsbruket (Imbeau &amp; Desrochers, 2002).</w:t>
+      </w:r>
+    </w:p>
+    <w:p>
+      <w:r>
+        <w:t>Permanenta revir av tretåig hackspett karaktäriseras ofta av artens typiska ringformigt ordnade hackmärken på framför allt gamla granar. För att säkerställa att inte revir av tretåig hackspett drabbas av avverkningsplanerna bör en inventering göras i området både under häckningstid och under vintern, då arten utnyttjar betydligt större områden än under sommarens häckningsrevir. Storleken på häckningsreviret varierar med skogstypen, förekomsten av död ved och graden av fragmentering, men är i allmänhet i storleksordningen 25–100 hektar (SLU Artdatabanken, 2024; Skogsstyrelsen, 2016).</w:t>
+      </w:r>
+    </w:p>
+    <w:p>
+      <w:r>
+        <w:t xml:space="preserve">Förutom fridlysning enligt §4 Artskyddsförordningen är tretåig hackspett även förtecknad i EU:s fågeldirektiv bilaga 1. Den är typisk art för </w:t>
+      </w:r>
+      <w:r>
+        <w:rPr>
+          <w:i/>
+        </w:rPr>
+        <w:t xml:space="preserve">9010 Taiga, 9740 Skogsbevuxen myr, 9030 Landhöjningsskog </w:t>
+      </w:r>
+      <w:r>
+        <w:t xml:space="preserve">och </w:t>
+      </w:r>
+      <w:r>
+        <w:rPr>
+          <w:i/>
+        </w:rPr>
+        <w:t>9040 Fjällbjörkskog</w:t>
+      </w:r>
+      <w:r>
+        <w:t xml:space="preserve"> samt ingår i Natura 2000 och är förtecknad i Bernkonventionen bilaga II (strikt skyddade djurarter) (SLU Artdatabanken, 2024; Skogsstyrelsen, 2016).</w:t>
+      </w:r>
+    </w:p>
+    <w:p>
+      <w:pPr>
+        <w:pStyle w:val="Heading2"/>
+      </w:pPr>
+      <w:r>
+        <w:t>Referenser – tretåig hackspett</w:t>
+      </w:r>
+    </w:p>
+    <w:p>
+      <w:r>
+        <w:t xml:space="preserve">Amcoff, M. &amp; Eriksson, P. 1996. </w:t>
+      </w:r>
+      <w:r>
+        <w:rPr>
+          <w:i/>
+        </w:rPr>
+        <w:t xml:space="preserve">Förekomst av tretåig hackspett Picoides tridactylus på bestånds- och landskapsnivå. </w:t>
+      </w:r>
+      <w:r>
+        <w:t>Ornis Svecica 6: 107–119.</w:t>
+      </w:r>
+    </w:p>
+    <w:p>
+      <w:r>
+        <w:t xml:space="preserve">Butler, R., Angelstam, P., Ekelund, P. &amp; Schlaeffer, R. 2004. </w:t>
+      </w:r>
+      <w:r>
+        <w:rPr>
+          <w:i/>
+        </w:rPr>
+        <w:t xml:space="preserve">Dead wood threshold values for the three-toed woodpecker presence in boreal and sub-Alpine forest. </w:t>
+      </w:r>
+      <w:r>
+        <w:t>Biological conservation 119(3): 305–318.</w:t>
+      </w:r>
+    </w:p>
+    <w:p>
+      <w:r>
+        <w:t xml:space="preserve">Imbeau, L. &amp; Desrochers, A. 2002. </w:t>
+      </w:r>
+      <w:r>
+        <w:rPr>
+          <w:i/>
+        </w:rPr>
+        <w:t xml:space="preserve">Foraging Ecology and Use of Drumming Trees by Three-Toed Woodpeckers. </w:t>
+      </w:r>
+      <w:r>
+        <w:t>The Journal of Wildlife Management. Vol. 66, No. 1 (Jan., 2002), pp. 222–231.</w:t>
+      </w:r>
+    </w:p>
+    <w:p>
+      <w:r>
+        <w:t xml:space="preserve">Pakkala, T., Hanski, I. &amp; Tomppo, E. 2002. </w:t>
+      </w:r>
+      <w:r>
+        <w:rPr>
+          <w:i/>
+        </w:rPr>
+        <w:t xml:space="preserve">Spatial ecology of the three-toed woodpecker in managed forest landscapes. </w:t>
+      </w:r>
+      <w:r>
+        <w:t>Silva Fennica 36(1): 279–288.</w:t>
+      </w:r>
+    </w:p>
+    <w:p>
+      <w:r>
+        <w:t xml:space="preserve">Skogsstyrelsen, 2016. </w:t>
+      </w:r>
+      <w:r>
+        <w:rPr>
+          <w:i/>
+        </w:rPr>
+        <w:t>Vägledning för hänsyn till fåglar – Tretåig hackspett.</w:t>
+      </w:r>
+    </w:p>
+    <w:p>
+      <w:r>
+        <w:t xml:space="preserve">SLU Artdatabanken, 2024. </w:t>
+      </w:r>
+      <w:r>
+        <w:rPr>
+          <w:i/>
+        </w:rPr>
+        <w:t xml:space="preserve">Artfaktablad. Naturvård – artfakta. </w:t>
+      </w:r>
+      <w:r>
+        <w:t>SLU Artdatabanken, Uppsala.</w:t>
+      </w:r>
+    </w:p>
+    <w:p>
+      <w:r>
+        <w:t xml:space="preserve">Stachura-Skierczynska, K., Tumiel, T. &amp; Skierczynski, M. 2009. </w:t>
+      </w:r>
+      <w:r>
+        <w:rPr>
+          <w:i/>
+        </w:rPr>
+        <w:t xml:space="preserve">Habitat prediction model for three-toed woodpecker and its implications for the conservation of biologically valuable forests. </w:t>
+      </w:r>
+      <w:r>
+        <w:t>Forest Ecology and Management 258(5): 697–703.</w:t>
+      </w:r>
+    </w:p>
+    <w:p>
+      <w:r>
+        <w:t xml:space="preserve">Virkkala, R. 1991. </w:t>
+      </w:r>
+      <w:r>
+        <w:rPr>
+          <w:i/>
+        </w:rPr>
+        <w:t xml:space="preserve">Population trends of forest birds in a Finnish Lapland landscape of large habitat blocks – Consequences of stochastic environmental variation or regional habitat alteration. </w:t>
+      </w:r>
+      <w:r>
+        <w:t>Biological conservation 56(2): 223–240.</w:t>
+      </w:r>
+    </w:p>
+    <w:p>
+      <w:r>
+        <w:t xml:space="preserve">Wesolowski, T., Czeszczewik, D. &amp; Rowinski, P. 2005. </w:t>
+      </w:r>
+      <w:r>
+        <w:rPr>
+          <w:i/>
+        </w:rPr>
+        <w:t xml:space="preserve">Effects of forest management on Three-toed Woodpecker Picoides tridactylus distribution in the Bialowieza Forest (NE Poland): conservation implications. </w:t>
+      </w:r>
+      <w:r>
+        <w:t>Acta Ornithologica 40(1): 53–60.</w:t>
+      </w:r>
+    </w:p>
+    <w:p>
+      <w:pPr>
+        <w:pStyle w:val="Heading1"/>
+      </w:pPr>
+      <w:r>
+        <w:t>Tjäder – ekologi samt krav på livsmiljön</w:t>
+      </w:r>
+    </w:p>
+    <w:p>
+      <w:r>
+        <w:t xml:space="preserve">Tjäder (§4) omfattas av bilaga 1 och 2 EU:s fågeldirektiv och är typisk art för </w:t>
+      </w:r>
+      <w:r>
+        <w:rPr>
+          <w:i/>
+        </w:rPr>
+        <w:t xml:space="preserve">9010 Taiga </w:t>
+      </w:r>
+      <w:r>
+        <w:t xml:space="preserve">och </w:t>
+      </w:r>
+      <w:r>
+        <w:rPr>
+          <w:i/>
+        </w:rPr>
+        <w:t>9740 Skogsbevuxen myr</w:t>
+      </w:r>
+      <w:r>
+        <w:t>. Tjädern är en utpräglad skogsfågel knuten till större sammanhängande barrskogsområden. Tupparna och hönorna utnyttjar till viss del olika miljöer, och habitatvalet varierar dessutom mellan olika delar av året. För att det ska finnas livskraftiga tjäderbestånd krävs funktionella skogslandskap med en blandning av uppvuxen, gles och luckig skog, täta sumpskogar, myrar och andra små våtmarker (Skogsstyrelsen, 2019; SLU Artdatabanken 2024).</w:t>
+      </w:r>
+    </w:p>
+    <w:p>
+      <w:r>
+        <w:t>Arten försvinner när skogen fragmenteras och den sammanlagda arealen hyggen och andra öppna områden blir för stor. Ett småskaligt och försiktigt virkesuttag genom hyggesfria metoder kan i vissa fall vara möjligt i området inom 200 m från lekcentrum. Längre ut från lekcentrum, inom 200–500 m bör den avverkade ytan inte överskrida 1 hektar för att undvika alltför stora och snabba förändringar (Skogsstyrelsen, 2019).</w:t>
+      </w:r>
+    </w:p>
+    <w:p>
+      <w:pPr>
+        <w:pStyle w:val="Heading2"/>
+      </w:pPr>
+      <w:r>
+        <w:t>Referenser – tjäder</w:t>
+      </w:r>
+    </w:p>
+    <w:p>
+      <w:r>
+        <w:t xml:space="preserve">Skogsstyrelsen, 2019. </w:t>
+      </w:r>
+      <w:r>
+        <w:rPr>
+          <w:i/>
+        </w:rPr>
+        <w:t>Vägledning för hänsyn till fåglar – tjäder.</w:t>
+      </w:r>
+    </w:p>
+    <w:p>
+      <w:r>
+        <w:t xml:space="preserve">SLU Artdatabanken, 2024. </w:t>
+      </w:r>
+      <w:r>
+        <w:rPr>
+          <w:i/>
+        </w:rPr>
+        <w:t xml:space="preserve">Artfaktablad. Naturvård – artfakta. </w:t>
+      </w:r>
+      <w:r>
+        <w:t>SLU Artdatabanken, Uppsala</w:t>
       </w:r>
     </w:p>
     <w:sectPr>
@@ -732,7 +1393,7 @@
     <w:r>
       <w:tab/>
       <w:tab/>
-      <w:t>2026-09-28</w:t>
+      <w:t>2026-09-29</w:t>
       <w:br/>
       <w:br/>
     </w:r>

--- a/klagomål/A 37066-2025 FSC-klagomål.docx
+++ b/klagomål/A 37066-2025 FSC-klagomål.docx
@@ -1393,7 +1393,7 @@
     <w:r>
       <w:tab/>
       <w:tab/>
-      <w:t>2026-09-29</w:t>
+      <w:t>2026-09-30</w:t>
       <w:br/>
       <w:br/>
     </w:r>

--- a/klagomål/A 37066-2025 FSC-klagomål.docx
+++ b/klagomål/A 37066-2025 FSC-klagomål.docx
@@ -1393,7 +1393,7 @@
     <w:r>
       <w:tab/>
       <w:tab/>
-      <w:t>2026-09-30</w:t>
+      <w:t>2026-10-01</w:t>
       <w:br/>
       <w:br/>
     </w:r>

--- a/klagomål/A 37066-2025 FSC-klagomål.docx
+++ b/klagomål/A 37066-2025 FSC-klagomål.docx
@@ -1393,7 +1393,7 @@
     <w:r>
       <w:tab/>
       <w:tab/>
-      <w:t>2026-10-01</w:t>
+      <w:t>2026-10-02</w:t>
       <w:br/>
       <w:br/>
     </w:r>

--- a/klagomål/A 37066-2025 FSC-klagomål.docx
+++ b/klagomål/A 37066-2025 FSC-klagomål.docx
@@ -1393,7 +1393,7 @@
     <w:r>
       <w:tab/>
       <w:tab/>
-      <w:t>2026-10-02</w:t>
+      <w:t>2026-10-03</w:t>
       <w:br/>
       <w:br/>
     </w:r>

--- a/klagomål/A 37066-2025 FSC-klagomål.docx
+++ b/klagomål/A 37066-2025 FSC-klagomål.docx
@@ -1393,7 +1393,7 @@
     <w:r>
       <w:tab/>
       <w:tab/>
-      <w:t>2026-10-03</w:t>
+      <w:t>2026-10-04</w:t>
       <w:br/>
       <w:br/>
     </w:r>

--- a/klagomål/A 37066-2025 FSC-klagomål.docx
+++ b/klagomål/A 37066-2025 FSC-klagomål.docx
@@ -1393,7 +1393,7 @@
     <w:r>
       <w:tab/>
       <w:tab/>
-      <w:t>2026-10-04</w:t>
+      <w:t>2026-10-05</w:t>
       <w:br/>
       <w:br/>
     </w:r>

--- a/klagomål/A 37066-2025 FSC-klagomål.docx
+++ b/klagomål/A 37066-2025 FSC-klagomål.docx
@@ -1393,7 +1393,7 @@
     <w:r>
       <w:tab/>
       <w:tab/>
-      <w:t>2026-10-05</w:t>
+      <w:t>2026-10-06</w:t>
       <w:br/>
       <w:br/>
     </w:r>

--- a/klagomål/A 37066-2025 FSC-klagomål.docx
+++ b/klagomål/A 37066-2025 FSC-klagomål.docx
@@ -1393,7 +1393,7 @@
     <w:r>
       <w:tab/>
       <w:tab/>
-      <w:t>2026-10-06</w:t>
+      <w:t>2026-10-07</w:t>
       <w:br/>
       <w:br/>
     </w:r>

--- a/klagomål/A 37066-2025 FSC-klagomål.docx
+++ b/klagomål/A 37066-2025 FSC-klagomål.docx
@@ -1393,7 +1393,7 @@
     <w:r>
       <w:tab/>
       <w:tab/>
-      <w:t>2026-10-07</w:t>
+      <w:t>2026-10-08</w:t>
       <w:br/>
       <w:br/>
     </w:r>

--- a/klagomål/A 37066-2025 FSC-klagomål.docx
+++ b/klagomål/A 37066-2025 FSC-klagomål.docx
@@ -1393,7 +1393,7 @@
     <w:r>
       <w:tab/>
       <w:tab/>
-      <w:t>2026-10-08</w:t>
+      <w:t>2026-10-09</w:t>
       <w:br/>
       <w:br/>
     </w:r>

--- a/klagomål/A 37066-2025 FSC-klagomål.docx
+++ b/klagomål/A 37066-2025 FSC-klagomål.docx
@@ -1393,7 +1393,7 @@
     <w:r>
       <w:tab/>
       <w:tab/>
-      <w:t>2026-10-09</w:t>
+      <w:t>2026-10-10</w:t>
       <w:br/>
       <w:br/>
     </w:r>

--- a/klagomål/A 37066-2025 FSC-klagomål.docx
+++ b/klagomål/A 37066-2025 FSC-klagomål.docx
@@ -1393,7 +1393,7 @@
     <w:r>
       <w:tab/>
       <w:tab/>
-      <w:t>2026-10-10</w:t>
+      <w:t>2026-10-11</w:t>
       <w:br/>
       <w:br/>
     </w:r>

--- a/klagomål/A 37066-2025 FSC-klagomål.docx
+++ b/klagomål/A 37066-2025 FSC-klagomål.docx
@@ -1393,7 +1393,7 @@
     <w:r>
       <w:tab/>
       <w:tab/>
-      <w:t>2026-10-11</w:t>
+      <w:t>2026-10-12</w:t>
       <w:br/>
       <w:br/>
     </w:r>

--- a/klagomål/A 37066-2025 FSC-klagomål.docx
+++ b/klagomål/A 37066-2025 FSC-klagomål.docx
@@ -1393,7 +1393,7 @@
     <w:r>
       <w:tab/>
       <w:tab/>
-      <w:t>2026-10-12</w:t>
+      <w:t>2026-10-13</w:t>
       <w:br/>
       <w:br/>
     </w:r>

--- a/klagomål/A 37066-2025 FSC-klagomål.docx
+++ b/klagomål/A 37066-2025 FSC-klagomål.docx
@@ -1393,7 +1393,7 @@
     <w:r>
       <w:tab/>
       <w:tab/>
-      <w:t>2026-10-13</w:t>
+      <w:t>2026-10-14</w:t>
       <w:br/>
       <w:br/>
     </w:r>

--- a/klagomål/A 37066-2025 FSC-klagomål.docx
+++ b/klagomål/A 37066-2025 FSC-klagomål.docx
@@ -1393,7 +1393,7 @@
     <w:r>
       <w:tab/>
       <w:tab/>
-      <w:t>2026-10-14</w:t>
+      <w:t>2026-10-15</w:t>
       <w:br/>
       <w:br/>
     </w:r>

--- a/klagomål/A 37066-2025 FSC-klagomål.docx
+++ b/klagomål/A 37066-2025 FSC-klagomål.docx
@@ -1393,7 +1393,7 @@
     <w:r>
       <w:tab/>
       <w:tab/>
-      <w:t>2026-10-15</w:t>
+      <w:t>2026-10-16</w:t>
       <w:br/>
       <w:br/>
     </w:r>

--- a/klagomål/A 37066-2025 FSC-klagomål.docx
+++ b/klagomål/A 37066-2025 FSC-klagomål.docx
@@ -1393,7 +1393,7 @@
     <w:r>
       <w:tab/>
       <w:tab/>
-      <w:t>2026-10-16</w:t>
+      <w:t>2026-10-17</w:t>
       <w:br/>
       <w:br/>
     </w:r>

--- a/klagomål/A 37066-2025 FSC-klagomål.docx
+++ b/klagomål/A 37066-2025 FSC-klagomål.docx
@@ -1393,7 +1393,7 @@
     <w:r>
       <w:tab/>
       <w:tab/>
-      <w:t>2026-10-17</w:t>
+      <w:t>2026-10-18</w:t>
       <w:br/>
       <w:br/>
     </w:r>

--- a/klagomål/A 37066-2025 FSC-klagomål.docx
+++ b/klagomål/A 37066-2025 FSC-klagomål.docx
@@ -1393,7 +1393,7 @@
     <w:r>
       <w:tab/>
       <w:tab/>
-      <w:t>2026-10-18</w:t>
+      <w:t>2026-10-19</w:t>
       <w:br/>
       <w:br/>
     </w:r>

--- a/klagomål/A 37066-2025 FSC-klagomål.docx
+++ b/klagomål/A 37066-2025 FSC-klagomål.docx
@@ -1393,7 +1393,7 @@
     <w:r>
       <w:tab/>
       <w:tab/>
-      <w:t>2026-10-19</w:t>
+      <w:t>2026-10-20</w:t>
       <w:br/>
       <w:br/>
     </w:r>

--- a/klagomål/A 37066-2025 FSC-klagomål.docx
+++ b/klagomål/A 37066-2025 FSC-klagomål.docx
@@ -1393,7 +1393,7 @@
     <w:r>
       <w:tab/>
       <w:tab/>
-      <w:t>2026-10-20</w:t>
+      <w:t>2026-10-21</w:t>
       <w:br/>
       <w:br/>
     </w:r>

--- a/klagomål/A 37066-2025 FSC-klagomål.docx
+++ b/klagomål/A 37066-2025 FSC-klagomål.docx
@@ -1393,7 +1393,7 @@
     <w:r>
       <w:tab/>
       <w:tab/>
-      <w:t>2026-10-21</w:t>
+      <w:t>2026-10-22</w:t>
       <w:br/>
       <w:br/>
     </w:r>

--- a/klagomål/A 37066-2025 FSC-klagomål.docx
+++ b/klagomål/A 37066-2025 FSC-klagomål.docx
@@ -1393,7 +1393,7 @@
     <w:r>
       <w:tab/>
       <w:tab/>
-      <w:t>2026-10-22</w:t>
+      <w:t>2026-10-23</w:t>
       <w:br/>
       <w:br/>
     </w:r>

--- a/klagomål/A 37066-2025 FSC-klagomål.docx
+++ b/klagomål/A 37066-2025 FSC-klagomål.docx
@@ -1393,7 +1393,7 @@
     <w:r>
       <w:tab/>
       <w:tab/>
-      <w:t>2026-10-23</w:t>
+      <w:t>2026-10-24</w:t>
       <w:br/>
       <w:br/>
     </w:r>

--- a/klagomål/A 37066-2025 FSC-klagomål.docx
+++ b/klagomål/A 37066-2025 FSC-klagomål.docx
@@ -1393,7 +1393,7 @@
     <w:r>
       <w:tab/>
       <w:tab/>
-      <w:t>2026-10-24</w:t>
+      <w:t>2026-10-25</w:t>
       <w:br/>
       <w:br/>
     </w:r>

--- a/klagomål/A 37066-2025 FSC-klagomål.docx
+++ b/klagomål/A 37066-2025 FSC-klagomål.docx
@@ -1393,7 +1393,7 @@
     <w:r>
       <w:tab/>
       <w:tab/>
-      <w:t>2026-10-25</w:t>
+      <w:t>2026-10-26</w:t>
       <w:br/>
       <w:br/>
     </w:r>

--- a/klagomål/A 37066-2025 FSC-klagomål.docx
+++ b/klagomål/A 37066-2025 FSC-klagomål.docx
@@ -1393,7 +1393,7 @@
     <w:r>
       <w:tab/>
       <w:tab/>
-      <w:t>2026-10-26</w:t>
+      <w:t>2026-10-27</w:t>
       <w:br/>
       <w:br/>
     </w:r>

--- a/klagomål/A 37066-2025 FSC-klagomål.docx
+++ b/klagomål/A 37066-2025 FSC-klagomål.docx
@@ -1393,7 +1393,7 @@
     <w:r>
       <w:tab/>
       <w:tab/>
-      <w:t>2026-10-27</w:t>
+      <w:t>2026-10-28</w:t>
       <w:br/>
       <w:br/>
     </w:r>

--- a/klagomål/A 37066-2025 FSC-klagomål.docx
+++ b/klagomål/A 37066-2025 FSC-klagomål.docx
@@ -1393,7 +1393,7 @@
     <w:r>
       <w:tab/>
       <w:tab/>
-      <w:t>2026-10-28</w:t>
+      <w:t>2026-10-29</w:t>
       <w:br/>
       <w:br/>
     </w:r>

--- a/klagomål/A 37066-2025 FSC-klagomål.docx
+++ b/klagomål/A 37066-2025 FSC-klagomål.docx
@@ -1393,7 +1393,7 @@
     <w:r>
       <w:tab/>
       <w:tab/>
-      <w:t>2026-10-29</w:t>
+      <w:t>2026-10-31</w:t>
       <w:br/>
       <w:br/>
     </w:r>
